--- a/บทความ/2026 03 29 แก้ไขรูปแบบ/Abs-NCCIT2026-12.docx
+++ b/บทความ/2026 03 29 แก้ไขรูปแบบ/Abs-NCCIT2026-12.docx
@@ -87,42 +87,45 @@
         </w:rPr>
         <w:t xml:space="preserve"> (</w:t>
       </w:r>
-      <w:r>
-        <w:rPr>
-          <w:i/>
-          <w:iCs/>
-          <w:szCs w:val="28"/>
-          <w:lang w:bidi="th-TH"/>
-        </w:rPr>
-        <w:t>Apichart Kanseenuan</w:t>
-      </w:r>
-      <w:r>
-        <w:rPr>
-          <w:i/>
-          <w:iCs/>
-          <w:szCs w:val="28"/>
-          <w:lang w:bidi="th-TH"/>
-        </w:rPr>
-        <w:t>)</w:t>
-      </w:r>
-      <w:r>
-        <w:rPr>
-          <w:i/>
-          <w:iCs/>
-          <w:szCs w:val="28"/>
-          <w:vertAlign w:val="superscript"/>
-          <w:lang w:bidi="th-TH"/>
-        </w:rPr>
-        <w:t>1</w:t>
-      </w:r>
-      <w:r>
-        <w:rPr>
-          <w:i/>
-          <w:iCs/>
-          <w:szCs w:val="28"/>
-          <w:lang w:bidi="th-TH"/>
-        </w:rPr>
-        <w:t xml:space="preserve">  </w:t>
+      <w:proofErr w:type="spellStart"/>
+      <w:r>
+        <w:rPr>
+          <w:i/>
+          <w:iCs/>
+          <w:szCs w:val="28"/>
+          <w:lang w:bidi="th-TH"/>
+        </w:rPr>
+        <w:t>Apichart</w:t>
+      </w:r>
+      <w:proofErr w:type="spellEnd"/>
+      <w:r>
+        <w:rPr>
+          <w:i/>
+          <w:iCs/>
+          <w:szCs w:val="28"/>
+          <w:lang w:bidi="th-TH"/>
+        </w:rPr>
+        <w:t xml:space="preserve"> </w:t>
+      </w:r>
+      <w:proofErr w:type="spellStart"/>
+      <w:r>
+        <w:rPr>
+          <w:i/>
+          <w:iCs/>
+          <w:szCs w:val="28"/>
+          <w:lang w:bidi="th-TH"/>
+        </w:rPr>
+        <w:t>Kanseenuan</w:t>
+      </w:r>
+      <w:proofErr w:type="spellEnd"/>
+      <w:r>
+        <w:rPr>
+          <w:i/>
+          <w:iCs/>
+          <w:szCs w:val="28"/>
+          <w:lang w:bidi="th-TH"/>
+        </w:rPr>
+        <w:t xml:space="preserve">)  </w:t>
       </w:r>
       <w:r>
         <w:rPr>
@@ -157,34 +160,17 @@
         </w:rPr>
         <w:t xml:space="preserve"> (</w:t>
       </w:r>
-      <w:r>
-        <w:rPr>
-          <w:i/>
-          <w:iCs/>
-          <w:szCs w:val="28"/>
-          <w:lang w:bidi="th-TH"/>
-        </w:rPr>
-        <w:t>Suphakit Awiphan</w:t>
-      </w:r>
-      <w:r>
-        <w:rPr>
-          <w:i/>
-          <w:iCs/>
-          <w:szCs w:val="28"/>
-          <w:lang w:bidi="th-TH"/>
-        </w:rPr>
-        <w:t>)</w:t>
-      </w:r>
-      <w:r>
-        <w:rPr>
-          <w:i/>
-          <w:iCs/>
-          <w:szCs w:val="28"/>
-          <w:vertAlign w:val="superscript"/>
-          <w:lang w:bidi="th-TH"/>
-        </w:rPr>
-        <w:t>2</w:t>
-      </w:r>
+      <w:proofErr w:type="spellStart"/>
+      <w:r>
+        <w:rPr>
+          <w:i/>
+          <w:iCs/>
+          <w:szCs w:val="28"/>
+          <w:lang w:bidi="th-TH"/>
+        </w:rPr>
+        <w:t>Suphakit</w:t>
+      </w:r>
+      <w:proofErr w:type="spellEnd"/>
       <w:r>
         <w:rPr>
           <w:i/>
@@ -193,6 +179,26 @@
           <w:lang w:bidi="th-TH"/>
         </w:rPr>
         <w:t xml:space="preserve"> </w:t>
+      </w:r>
+      <w:proofErr w:type="spellStart"/>
+      <w:r>
+        <w:rPr>
+          <w:i/>
+          <w:iCs/>
+          <w:szCs w:val="28"/>
+          <w:lang w:bidi="th-TH"/>
+        </w:rPr>
+        <w:t>Awiphan</w:t>
+      </w:r>
+      <w:proofErr w:type="spellEnd"/>
+      <w:r>
+        <w:rPr>
+          <w:i/>
+          <w:iCs/>
+          <w:szCs w:val="28"/>
+          <w:lang w:bidi="th-TH"/>
+        </w:rPr>
+        <w:t xml:space="preserve">) </w:t>
       </w:r>
     </w:p>
     <w:p>
@@ -254,16 +260,6 @@
           <w:i/>
           <w:iCs/>
           <w:szCs w:val="28"/>
-          <w:vertAlign w:val="superscript"/>
-          <w:lang w:bidi="th-TH"/>
-        </w:rPr>
-        <w:t>1</w:t>
-      </w:r>
-      <w:r>
-        <w:rPr>
-          <w:i/>
-          <w:iCs/>
-          <w:szCs w:val="28"/>
           <w:lang w:bidi="th-TH"/>
         </w:rPr>
         <w:t>apichart_k@cmu.ac.th</w:t>
@@ -276,16 +272,6 @@
           <w:lang w:bidi="th-TH"/>
         </w:rPr>
         <w:t xml:space="preserve">, </w:t>
-      </w:r>
-      <w:r>
-        <w:rPr>
-          <w:i/>
-          <w:iCs/>
-          <w:szCs w:val="28"/>
-          <w:vertAlign w:val="superscript"/>
-          <w:lang w:bidi="th-TH"/>
-        </w:rPr>
-        <w:t>2</w:t>
       </w:r>
       <w:r>
         <w:rPr>
@@ -357,7 +343,7 @@
           <w:cs/>
           <w:lang w:bidi="th-TH"/>
         </w:rPr>
-        <w:t xml:space="preserve">การบริหารจัดการสินค้าคงคลังในปัจจุบันที่ใช้ระบบบาร์โค้ด หรือ คิวอาร์โค้ด ประสบปัญหาความล่าช้าในการทำงาน เนื่องจากต้องสแกนในระยะใกล้และต้องเห็นรหัสชัดเจน อีกทั้งรหัสที่ติดยังมีโอกาสชำรุดเสียหายได้ง่ายเมื่อเวลาผ่านไป บทความนี้นำเสนอระบบบริหารจัดการสินค้าคงคลังโดยใช้เทคโนโลยีระบุตัวรหัสสินค้าคงคลังด้วยคลื่นวิทยุ ร่วมกับเทคโนโลยีคลาวด์ เพื่อแก้ปัญหาดังกล่าว โดยใช้ </w:t>
+        <w:t>การบริหารจัดการสินค้าคงคลังในปัจจุบันที่ใช้ระบบบาร์โค้ด หรือ คิวอาร์โค้ด ประสบปัญหาความล่าช้าในการทำงาน เนื่องจากต้องสแกนในระยะใกล้และต้องเห็นรหัสชัดเจน อีกทั้งรหัสที่ติดยังมีโอกาสชำรุดเสียหายได้ง่ายเมื่อเวลาผ่านไป บทความนี้นำเสนอระบบบริหารจัดการสินค้าคงคลังโดยใช้เทคโนโลยีระบุตัวรหัสสินค้าคงคลังด้วยคลื่นวิทยุ ร่วมกับเทคโนโลยีคลาว</w:t>
       </w:r>
       <w:proofErr w:type="spellStart"/>
       <w:r>
@@ -370,6 +356,32 @@
           <w:cs/>
           <w:lang w:bidi="th-TH"/>
         </w:rPr>
+        <w:t>ด์</w:t>
+      </w:r>
+      <w:proofErr w:type="spellEnd"/>
+      <w:r>
+        <w:rPr>
+          <w:rFonts w:ascii="Angsana New" w:hAnsi="Angsana New"/>
+          <w:i/>
+          <w:iCs/>
+          <w:sz w:val="28"/>
+          <w:szCs w:val="28"/>
+          <w:cs/>
+          <w:lang w:bidi="th-TH"/>
+        </w:rPr>
+        <w:t xml:space="preserve"> เพื่อแก้ปัญหาดังกล่าว โดยใช้ อาร์เอฟไอดี</w:t>
+      </w:r>
+      <w:proofErr w:type="spellStart"/>
+      <w:r>
+        <w:rPr>
+          <w:rFonts w:ascii="Angsana New" w:hAnsi="Angsana New"/>
+          <w:i/>
+          <w:iCs/>
+          <w:sz w:val="28"/>
+          <w:szCs w:val="28"/>
+          <w:cs/>
+          <w:lang w:bidi="th-TH"/>
+        </w:rPr>
         <w:t>แท็ก</w:t>
       </w:r>
       <w:proofErr w:type="spellEnd"/>
@@ -383,7 +395,7 @@
           <w:cs/>
           <w:lang w:bidi="th-TH"/>
         </w:rPr>
-        <w:t xml:space="preserve">อาร์เอฟไอดี แบบ </w:t>
+        <w:t xml:space="preserve"> แบบ </w:t>
       </w:r>
       <w:r>
         <w:rPr>
@@ -427,7 +439,7 @@
           <w:cs/>
           <w:lang w:bidi="th-TH"/>
         </w:rPr>
-        <w:t>ทำให้สามารถอ่านรหัสสินค้าคงคลังได้พร้อมกันหลายชิ้นโดยไม่ต้องเห็นตัว</w:t>
+        <w:t>ทำให้สามารถอ่านรหัสสินค้าคงคลังได้พร้อมกันหลายชิ้นโดยไม่ต้องเห็นตัวอาร์เอฟไอดี</w:t>
       </w:r>
       <w:proofErr w:type="spellStart"/>
       <w:r>
@@ -453,7 +465,7 @@
           <w:cs/>
           <w:lang w:bidi="th-TH"/>
         </w:rPr>
-        <w:t>อาร์เอฟไอดี ข้อมูลจะถูกประมวลผลและจัดเก็บในระบบคลาวด์ ผ่านแอพลิ</w:t>
+        <w:t xml:space="preserve"> ข้อมูลจะถูกประมวลผลและจัดเก็บในระบบคลาว</w:t>
       </w:r>
       <w:proofErr w:type="spellStart"/>
       <w:r>
@@ -466,32 +478,72 @@
           <w:cs/>
           <w:lang w:bidi="th-TH"/>
         </w:rPr>
+        <w:t>ด์</w:t>
+      </w:r>
+      <w:proofErr w:type="spellEnd"/>
+      <w:r>
+        <w:rPr>
+          <w:rFonts w:ascii="Angsana New" w:hAnsi="Angsana New"/>
+          <w:i/>
+          <w:iCs/>
+          <w:sz w:val="28"/>
+          <w:szCs w:val="28"/>
+          <w:cs/>
+          <w:lang w:bidi="th-TH"/>
+        </w:rPr>
+        <w:t xml:space="preserve"> ผ่านแอปพลิ</w:t>
+      </w:r>
+      <w:proofErr w:type="spellStart"/>
+      <w:r>
+        <w:rPr>
+          <w:rFonts w:ascii="Angsana New" w:hAnsi="Angsana New"/>
+          <w:i/>
+          <w:iCs/>
+          <w:sz w:val="28"/>
+          <w:szCs w:val="28"/>
+          <w:cs/>
+          <w:lang w:bidi="th-TH"/>
+        </w:rPr>
         <w:t>เค</w:t>
       </w:r>
       <w:proofErr w:type="spellEnd"/>
       <w:r>
         <w:rPr>
-          <w:rFonts w:ascii="Angsana New" w:hAnsi="Angsana New" w:hint="cs"/>
-          <w:i/>
-          <w:iCs/>
-          <w:sz w:val="28"/>
-          <w:szCs w:val="28"/>
-          <w:cs/>
-          <w:lang w:bidi="th-TH"/>
-        </w:rPr>
-        <w:t>ชัน</w:t>
-      </w:r>
-      <w:r>
-        <w:rPr>
-          <w:rFonts w:ascii="Angsana New" w:hAnsi="Angsana New"/>
-          <w:i/>
-          <w:iCs/>
-          <w:sz w:val="28"/>
-          <w:szCs w:val="28"/>
-          <w:cs/>
-          <w:lang w:bidi="th-TH"/>
-        </w:rPr>
-        <w:t xml:space="preserve"> ที่พัฒนาด้วยเฟรมเวิร์ค </w:t>
+          <w:rFonts w:ascii="Angsana New" w:hAnsi="Angsana New"/>
+          <w:i/>
+          <w:iCs/>
+          <w:sz w:val="28"/>
+          <w:szCs w:val="28"/>
+          <w:cs/>
+          <w:lang w:bidi="th-TH"/>
+        </w:rPr>
+        <w:t>ชัน ที่พัฒนาด้วยเฟรม</w:t>
+      </w:r>
+      <w:proofErr w:type="spellStart"/>
+      <w:r>
+        <w:rPr>
+          <w:rFonts w:ascii="Angsana New" w:hAnsi="Angsana New"/>
+          <w:i/>
+          <w:iCs/>
+          <w:sz w:val="28"/>
+          <w:szCs w:val="28"/>
+          <w:cs/>
+          <w:lang w:bidi="th-TH"/>
+        </w:rPr>
+        <w:t>เวิร์ก</w:t>
+      </w:r>
+      <w:proofErr w:type="spellEnd"/>
+      <w:r>
+        <w:rPr>
+          <w:rFonts w:ascii="Angsana New" w:hAnsi="Angsana New"/>
+          <w:i/>
+          <w:iCs/>
+          <w:sz w:val="28"/>
+          <w:szCs w:val="28"/>
+          <w:cs/>
+          <w:lang w:bidi="th-TH"/>
+        </w:rPr>
+        <w:t xml:space="preserve"> </w:t>
       </w:r>
       <w:r>
         <w:rPr>
@@ -513,19 +565,7 @@
           <w:cs/>
           <w:lang w:bidi="th-TH"/>
         </w:rPr>
-        <w:t>จากผลการทดลองแสดงให้เห็นว่าระบบอาร์เอฟไอดี มีความรวดเร็วและคุ้มค่าในการบริหารจัดการสินค้าคงคลังที่มีปริมาณมาก เมื่อเทียบกับระบบบาร์โค้ด หรือ คิวอาร์โค้ด  แบบดั้งเดิม</w:t>
-      </w:r>
-      <w:r>
-        <w:rPr>
-          <w:rFonts w:ascii="Angsana New" w:hAnsi="Angsana New"/>
-          <w:i/>
-          <w:iCs/>
-          <w:sz w:val="28"/>
-          <w:szCs w:val="28"/>
-          <w:cs/>
-          <w:lang w:bidi="th-TH"/>
-        </w:rPr>
-        <w:t xml:space="preserve"> </w:t>
+        <w:t xml:space="preserve">จากผลการทดลองแสดงให้เห็นว่าระบบอาร์เอฟไอดี มีความรวดเร็วและคุ้มค่าในการบริหารจัดการสินค้าคงคลังที่มีปริมาณมาก เมื่อเทียบกับระบบบาร์โค้ด หรือ คิวอาร์โค้ด  แบบดั้งเดิม </w:t>
       </w:r>
     </w:p>
     <w:p>
@@ -580,7 +620,29 @@
           <w:cs/>
           <w:lang w:bidi="th-TH"/>
         </w:rPr>
-        <w:t>คลาวด์เทคโนโลยี</w:t>
+        <w:t>คลาว</w:t>
+      </w:r>
+      <w:proofErr w:type="spellStart"/>
+      <w:r>
+        <w:rPr>
+          <w:rFonts w:ascii="Angsana New" w:hAnsi="Angsana New" w:hint="cs"/>
+          <w:sz w:val="28"/>
+          <w:szCs w:val="28"/>
+          <w:cs/>
+          <w:lang w:bidi="th-TH"/>
+        </w:rPr>
+        <w:t>ด์</w:t>
+      </w:r>
+      <w:proofErr w:type="spellEnd"/>
+      <w:r>
+        <w:rPr>
+          <w:rFonts w:ascii="Angsana New" w:hAnsi="Angsana New" w:hint="cs"/>
+          <w:sz w:val="28"/>
+          <w:szCs w:val="28"/>
+          <w:cs/>
+          <w:lang w:bidi="th-TH"/>
+        </w:rPr>
+        <w:t>เทคโนโลยี</w:t>
       </w:r>
       <w:r>
         <w:rPr>
@@ -608,7 +670,7 @@
           <w:szCs w:val="28"/>
           <w:lang w:bidi="th-TH"/>
         </w:rPr>
-        <w:t xml:space="preserve">, Raspberry Pi,  </w:t>
+        <w:t xml:space="preserve">, </w:t>
       </w:r>
       <w:r>
         <w:rPr>
@@ -669,6 +731,8 @@
           <w:iCs/>
           <w:sz w:val="20"/>
           <w:szCs w:val="28"/>
+          <w:cs/>
+          <w:lang w:bidi="th-TH"/>
         </w:rPr>
       </w:pPr>
       <w:r>
@@ -678,18 +742,7 @@
           <w:sz w:val="20"/>
           <w:szCs w:val="28"/>
         </w:rPr>
-        <w:t>Current inventory management systems relying on Barcode or QR code technologies face operational delays due to the requirement for close-range scanning and a clear line of sight. Furthermore, physical labels are prone to damage over time. This article presents an inventory management system integrating Radio Frequency Identification (RFID) and Cloud technology to address these limitations. By utilizing UHF RFID tags and a custom-built reader powered by a Raspb</w:t>
-      </w:r>
-      <w:bookmarkStart w:id="0" w:name="_GoBack"/>
-      <w:bookmarkEnd w:id="0"/>
-      <w:r>
-        <w:rPr>
-          <w:i/>
-          <w:iCs/>
-          <w:sz w:val="20"/>
-          <w:szCs w:val="28"/>
-        </w:rPr>
-        <w:t>erry Pi, the system enables simultaneous identification of multiple items without requiring direct visibility of the tags. Data is processed and stored in the cloud via an application developed using the Django framework. Experimental results demonstrate that the RFID-based system offers superior speed and cost-effectiveness for managing high-volume inventory compared to traditional Barcode or QR code systems.</w:t>
+        <w:t>Current inventory management systems relying on Barcode or QR code technologies face operational delays due to the requirement for close-range scanning and a clear line of sight. Furthermore, physical labels are prone to damage over time. This article presents an inventory management system integrating Radio Frequency Identification (RFID) and Cloud technology to address these limitations. By utilizing UHF RFID tags and a custom-built reader powered by a Raspberry Pi, the system enables simultaneous identification of multiple items without requiring direct visibility of the tags. Data is processed and stored in the cloud via an application developed using the Django framework. Experimental results demonstrate that the RFID-based system offers superior speed and cost-effectiveness for managing high-volume inventory compared to traditional Barcode or QR code systems.</w:t>
       </w:r>
     </w:p>
     <w:p>
@@ -697,7 +750,6 @@
         <w:pStyle w:val="2"/>
         <w:spacing w:line="360" w:lineRule="auto"/>
         <w:rPr>
-          <w:rFonts w:hint="cs"/>
           <w:b/>
           <w:bCs/>
           <w:sz w:val="20"/>
@@ -727,17 +779,10 @@
           <w:sz w:val="20"/>
           <w:szCs w:val="28"/>
         </w:rPr>
-        <w:t>Cloud Technology, Inventory, Raspberry Pi, RFID.</w:t>
-      </w:r>
-      <w:r>
-        <w:rPr>
-          <w:i/>
-          <w:iCs/>
-          <w:sz w:val="20"/>
-          <w:szCs w:val="28"/>
-        </w:rPr>
-        <w:t xml:space="preserve"> </w:t>
-      </w:r>
+        <w:t>Cloud Technology, Inventory, RFID</w:t>
+      </w:r>
+      <w:bookmarkStart w:id="0" w:name="_GoBack"/>
+      <w:bookmarkEnd w:id="0"/>
     </w:p>
     <w:p>
       <w:pPr>
@@ -1908,17 +1953,17 @@
 <file path=customXml/itemProps3.xml><?xml version="1.0" encoding="utf-8"?>
 <ds:datastoreItem xmlns:ds="http://schemas.openxmlformats.org/officeDocument/2006/customXml" ds:itemID="{76C04BC9-1328-4B74-B437-EF610FA57C95}">
   <ds:schemaRefs>
+    <ds:schemaRef ds:uri="http://schemas.microsoft.com/office/2006/metadata/properties"/>
+    <ds:schemaRef ds:uri="http://schemas.microsoft.com/sharepoint/v3"/>
+    <ds:schemaRef ds:uri="http://purl.org/dc/dcmitype/"/>
+    <ds:schemaRef ds:uri="http://schemas.microsoft.com/office/2006/documentManagement/types"/>
     <ds:schemaRef ds:uri="http://purl.org/dc/elements/1.1/"/>
-    <ds:schemaRef ds:uri="http://purl.org/dc/terms/"/>
     <ds:schemaRef ds:uri="http://schemas.openxmlformats.org/package/2006/metadata/core-properties"/>
-    <ds:schemaRef ds:uri="http://purl.org/dc/dcmitype/"/>
     <ds:schemaRef ds:uri="http://schemas.microsoft.com/office/infopath/2007/PartnerControls"/>
     <ds:schemaRef ds:uri="3437df13-d0e7-44c3-b559-8c400c14a59e"/>
     <ds:schemaRef ds:uri="298dad12-94bd-4d8b-bc28-1b4cea4cc27f"/>
-    <ds:schemaRef ds:uri="http://schemas.microsoft.com/office/2006/documentManagement/types"/>
-    <ds:schemaRef ds:uri="http://schemas.microsoft.com/sharepoint/v3"/>
-    <ds:schemaRef ds:uri="http://schemas.microsoft.com/office/2006/metadata/properties"/>
     <ds:schemaRef ds:uri="http://www.w3.org/XML/1998/namespace"/>
+    <ds:schemaRef ds:uri="http://purl.org/dc/terms/"/>
   </ds:schemaRefs>
 </ds:datastoreItem>
 </file>